--- a/Reuniones/Jira/AsistenciaJira.docx
+++ b/Reuniones/Jira/AsistenciaJira.docx
@@ -3,12 +3,36 @@
 <w:document xmlns:wpc="http://schemas.microsoft.com/office/word/2010/wordprocessingCanvas" xmlns:cx="http://schemas.microsoft.com/office/drawing/2014/chartex" xmlns:cx1="http://schemas.microsoft.com/office/drawing/2015/9/8/chartex" xmlns:cx2="http://schemas.microsoft.com/office/drawing/2015/10/21/chartex" xmlns:cx3="http://schemas.microsoft.com/office/drawing/2016/5/9/chartex" xmlns:cx4="http://schemas.microsoft.com/office/drawing/2016/5/10/chartex" xmlns:cx5="http://schemas.microsoft.com/office/drawing/2016/5/11/chartex" xmlns:cx6="http://schemas.microsoft.com/office/drawing/2016/5/12/chartex" xmlns:cx7="http://schemas.microsoft.com/office/drawing/2016/5/13/chartex" xmlns:cx8="http://schemas.microsoft.com/office/drawing/2016/5/14/chartex" xmlns:mc="http://schemas.openxmlformats.org/markup-compatibility/2006" xmlns:aink="http://schemas.microsoft.com/office/drawing/2016/ink" xmlns:am3d="http://schemas.microsoft.com/office/drawing/2017/model3d" xmlns:o="urn:schemas-microsoft-com:office:office" xmlns:oel="http://schemas.microsoft.com/office/2019/extlst" xmlns:r="http://schemas.openxmlformats.org/officeDocument/2006/relationships" xmlns:m="http://schemas.openxmlformats.org/officeDocument/2006/math" xmlns:v="urn:schemas-microsoft-com:vml" xmlns:wp14="http://schemas.microsoft.com/office/word/2010/wordprocessingDrawing" xmlns:wp="http://schemas.openxmlformats.org/drawingml/2006/wordprocessingDrawing" xmlns:w10="urn:schemas-microsoft-com:office:word" xmlns:w="http://schemas.openxmlformats.org/wordprocessingml/2006/main" xmlns:w14="http://schemas.microsoft.com/office/word/2010/wordml" xmlns:w15="http://schemas.microsoft.com/office/word/2012/wordml" xmlns:w16cex="http://schemas.microsoft.com/office/word/2018/wordml/cex" xmlns:w16cid="http://schemas.microsoft.com/office/word/2016/wordml/cid" xmlns:w16="http://schemas.microsoft.com/office/word/2018/wordml" xmlns:w16du="http://schemas.microsoft.com/office/word/2023/wordml/word16du" xmlns:w16sdtdh="http://schemas.microsoft.com/office/word/2020/wordml/sdtdatahash" xmlns:w16sdtfl="http://schemas.microsoft.com/office/word/2024/wordml/sdtformatlock" xmlns:w16se="http://schemas.microsoft.com/office/word/2015/wordml/symex" xmlns:wpg="http://schemas.microsoft.com/office/word/2010/wordprocessingGroup" xmlns:wpi="http://schemas.microsoft.com/office/word/2010/wordprocessingInk" xmlns:wne="http://schemas.microsoft.com/office/word/2006/wordml" xmlns:wps="http://schemas.microsoft.com/office/word/2010/wordprocessingShape" mc:Ignorable="w14 w15 w16se w16cid w16 w16cex w16sdtdh w16sdtfl w16du wp14">
   <w:body>
     <w:p>
-      <w:r>
+      <w:pPr>
+        <w:rPr>
+          <w:b/>
+          <w:bCs/>
+          <w:sz w:val="36"/>
+          <w:szCs w:val="36"/>
+        </w:rPr>
+      </w:pPr>
+      <w:r>
+        <w:rPr>
+          <w:b/>
+          <w:bCs/>
+          <w:sz w:val="36"/>
+          <w:szCs w:val="36"/>
+        </w:rPr>
         <w:t>Asistencia en Jira</w:t>
       </w:r>
     </w:p>
     <w:p>
-      <w:r>
+      <w:pPr>
+        <w:rPr>
+          <w:b/>
+          <w:bCs/>
+        </w:rPr>
+      </w:pPr>
+      <w:r>
+        <w:rPr>
+          <w:b/>
+          <w:bCs/>
+        </w:rPr>
         <w:t>12/02/2026</w:t>
       </w:r>
     </w:p>
@@ -35,7 +59,7 @@
                     </pic:cNvPicPr>
                   </pic:nvPicPr>
                   <pic:blipFill>
-                    <a:blip r:embed="rId4">
+                    <a:blip r:embed="rId6">
                       <a:extLst>
                         <a:ext uri="{28A0092B-C50C-407E-A947-70E740481C1C}">
                           <a14:useLocalDpi xmlns:a14="http://schemas.microsoft.com/office/drawing/2010/main" val="0"/>
@@ -74,7 +98,17 @@
       </w:r>
     </w:p>
     <w:p>
-      <w:r>
+      <w:pPr>
+        <w:rPr>
+          <w:b/>
+          <w:bCs/>
+        </w:rPr>
+      </w:pPr>
+      <w:r>
+        <w:rPr>
+          <w:b/>
+          <w:bCs/>
+        </w:rPr>
         <w:lastRenderedPageBreak/>
         <w:t>16/02/2026</w:t>
       </w:r>
@@ -100,7 +134,7 @@
                     <pic:cNvPicPr/>
                   </pic:nvPicPr>
                   <pic:blipFill>
-                    <a:blip r:embed="rId5"/>
+                    <a:blip r:embed="rId7"/>
                     <a:stretch>
                       <a:fillRect/>
                     </a:stretch>
@@ -128,7 +162,17 @@
       </w:r>
     </w:p>
     <w:p>
-      <w:r>
+      <w:pPr>
+        <w:rPr>
+          <w:b/>
+          <w:bCs/>
+        </w:rPr>
+      </w:pPr>
+      <w:r>
+        <w:rPr>
+          <w:b/>
+          <w:bCs/>
+        </w:rPr>
         <w:lastRenderedPageBreak/>
         <w:t>17/02/2026</w:t>
       </w:r>
@@ -154,7 +198,7 @@
                     <pic:cNvPicPr/>
                   </pic:nvPicPr>
                   <pic:blipFill>
-                    <a:blip r:embed="rId6"/>
+                    <a:blip r:embed="rId8"/>
                     <a:stretch>
                       <a:fillRect/>
                     </a:stretch>
@@ -177,7 +221,17 @@
     </w:p>
     <w:p/>
     <w:p>
-      <w:r>
+      <w:pPr>
+        <w:rPr>
+          <w:b/>
+          <w:bCs/>
+        </w:rPr>
+      </w:pPr>
+      <w:r>
+        <w:rPr>
+          <w:b/>
+          <w:bCs/>
+        </w:rPr>
         <w:t>18/02/2026</w:t>
       </w:r>
     </w:p>
@@ -191,13 +245,26 @@
     <w:p/>
     <w:p/>
     <w:p>
-      <w:r>
+      <w:pPr>
+        <w:rPr>
+          <w:b/>
+          <w:bCs/>
+        </w:rPr>
+      </w:pPr>
+      <w:r>
+        <w:rPr>
+          <w:b/>
+          <w:bCs/>
+        </w:rPr>
         <w:lastRenderedPageBreak/>
         <w:t>19/02/2026</w:t>
       </w:r>
     </w:p>
     <w:p>
       <w:r>
+        <w:rPr>
+          <w:noProof/>
+        </w:rPr>
         <w:drawing>
           <wp:inline distT="0" distB="0" distL="0" distR="0" wp14:anchorId="3C359CB0" wp14:editId="28C9E03C">
             <wp:extent cx="5400040" cy="6020435"/>
@@ -214,7 +281,7 @@
                     <pic:cNvPicPr/>
                   </pic:nvPicPr>
                   <pic:blipFill>
-                    <a:blip r:embed="rId7"/>
+                    <a:blip r:embed="rId9"/>
                     <a:stretch>
                       <a:fillRect/>
                     </a:stretch>
@@ -235,14 +302,211 @@
         </w:drawing>
       </w:r>
     </w:p>
+    <w:p/>
+    <w:p>
+      <w:pPr>
+        <w:rPr>
+          <w:b/>
+          <w:bCs/>
+        </w:rPr>
+      </w:pPr>
+      <w:r>
+        <w:rPr>
+          <w:b/>
+          <w:bCs/>
+        </w:rPr>
+        <w:t>2</w:t>
+      </w:r>
+      <w:r>
+        <w:rPr>
+          <w:b/>
+          <w:bCs/>
+        </w:rPr>
+        <w:t>3</w:t>
+      </w:r>
+      <w:r>
+        <w:rPr>
+          <w:b/>
+          <w:bCs/>
+        </w:rPr>
+        <w:t>/02/2026</w:t>
+      </w:r>
+    </w:p>
+    <w:p>
+      <w:r>
+        <w:t>No hubo reunión</w:t>
+      </w:r>
+    </w:p>
+    <w:p>
+      <w:pPr>
+        <w:rPr>
+          <w:b/>
+          <w:bCs/>
+        </w:rPr>
+      </w:pPr>
+      <w:r>
+        <w:rPr>
+          <w:b/>
+          <w:bCs/>
+        </w:rPr>
+        <w:t>2</w:t>
+      </w:r>
+      <w:r>
+        <w:rPr>
+          <w:b/>
+          <w:bCs/>
+        </w:rPr>
+        <w:t>4</w:t>
+      </w:r>
+      <w:r>
+        <w:rPr>
+          <w:b/>
+          <w:bCs/>
+        </w:rPr>
+        <w:t>/02/2026</w:t>
+      </w:r>
+    </w:p>
+    <w:p>
+      <w:r>
+        <w:t>No hubo reunión</w:t>
+      </w:r>
+    </w:p>
+    <w:p/>
+    <w:p/>
+    <w:p/>
+    <w:p>
+      <w:pPr>
+        <w:rPr>
+          <w:b/>
+          <w:bCs/>
+        </w:rPr>
+      </w:pPr>
+      <w:r>
+        <w:rPr>
+          <w:b/>
+          <w:bCs/>
+        </w:rPr>
+        <w:lastRenderedPageBreak/>
+        <w:t>25/02/2026</w:t>
+      </w:r>
+    </w:p>
+    <w:p>
+      <w:r>
+        <w:drawing>
+          <wp:inline distT="0" distB="0" distL="0" distR="0" wp14:anchorId="06BC3D65" wp14:editId="76FF10C6">
+            <wp:extent cx="5400040" cy="5455920"/>
+            <wp:effectExtent l="0" t="0" r="0" b="0"/>
+            <wp:docPr id="535391816" name="Imagen 1" descr="Pantalla de computadora&#10;&#10;El contenido generado por IA puede ser incorrecto."/>
+            <wp:cNvGraphicFramePr>
+              <a:graphicFrameLocks xmlns:a="http://schemas.openxmlformats.org/drawingml/2006/main" noChangeAspect="1"/>
+            </wp:cNvGraphicFramePr>
+            <a:graphic xmlns:a="http://schemas.openxmlformats.org/drawingml/2006/main">
+              <a:graphicData uri="http://schemas.openxmlformats.org/drawingml/2006/picture">
+                <pic:pic xmlns:pic="http://schemas.openxmlformats.org/drawingml/2006/picture">
+                  <pic:nvPicPr>
+                    <pic:cNvPr id="535391816" name="Imagen 1" descr="Pantalla de computadora&#10;&#10;El contenido generado por IA puede ser incorrecto."/>
+                    <pic:cNvPicPr/>
+                  </pic:nvPicPr>
+                  <pic:blipFill>
+                    <a:blip r:embed="rId10"/>
+                    <a:stretch>
+                      <a:fillRect/>
+                    </a:stretch>
+                  </pic:blipFill>
+                  <pic:spPr>
+                    <a:xfrm>
+                      <a:off x="0" y="0"/>
+                      <a:ext cx="5400040" cy="5455920"/>
+                    </a:xfrm>
+                    <a:prstGeom prst="rect">
+                      <a:avLst/>
+                    </a:prstGeom>
+                  </pic:spPr>
+                </pic:pic>
+              </a:graphicData>
+            </a:graphic>
+          </wp:inline>
+        </w:drawing>
+      </w:r>
+    </w:p>
     <w:sectPr>
+      <w:headerReference w:type="default" r:id="rId11"/>
       <w:pgSz w:w="11906" w:h="16838"/>
       <w:pgMar w:top="1417" w:right="1701" w:bottom="1417" w:left="1701" w:header="708" w:footer="708" w:gutter="0"/>
+      <w:pgBorders w:offsetFrom="page">
+        <w:top w:val="single" w:sz="4" w:space="24" w:color="auto"/>
+        <w:left w:val="single" w:sz="4" w:space="24" w:color="auto"/>
+        <w:bottom w:val="single" w:sz="4" w:space="24" w:color="auto"/>
+        <w:right w:val="single" w:sz="4" w:space="24" w:color="auto"/>
+      </w:pgBorders>
       <w:cols w:space="708"/>
       <w:docGrid w:linePitch="360"/>
     </w:sectPr>
   </w:body>
 </w:document>
+</file>
+
+<file path=word/endnotes.xml><?xml version="1.0" encoding="utf-8"?>
+<w:endnotes xmlns:wpc="http://schemas.microsoft.com/office/word/2010/wordprocessingCanvas" xmlns:cx="http://schemas.microsoft.com/office/drawing/2014/chartex" xmlns:cx1="http://schemas.microsoft.com/office/drawing/2015/9/8/chartex" xmlns:cx2="http://schemas.microsoft.com/office/drawing/2015/10/21/chartex" xmlns:cx3="http://schemas.microsoft.com/office/drawing/2016/5/9/chartex" xmlns:cx4="http://schemas.microsoft.com/office/drawing/2016/5/10/chartex" xmlns:cx5="http://schemas.microsoft.com/office/drawing/2016/5/11/chartex" xmlns:cx6="http://schemas.microsoft.com/office/drawing/2016/5/12/chartex" xmlns:cx7="http://schemas.microsoft.com/office/drawing/2016/5/13/chartex" xmlns:cx8="http://schemas.microsoft.com/office/drawing/2016/5/14/chartex" xmlns:mc="http://schemas.openxmlformats.org/markup-compatibility/2006" xmlns:aink="http://schemas.microsoft.com/office/drawing/2016/ink" xmlns:am3d="http://schemas.microsoft.com/office/drawing/2017/model3d" xmlns:o="urn:schemas-microsoft-com:office:office" xmlns:oel="http://schemas.microsoft.com/office/2019/extlst" xmlns:r="http://schemas.openxmlformats.org/officeDocument/2006/relationships" xmlns:m="http://schemas.openxmlformats.org/officeDocument/2006/math" xmlns:v="urn:schemas-microsoft-com:vml" xmlns:wp14="http://schemas.microsoft.com/office/word/2010/wordprocessingDrawing" xmlns:wp="http://schemas.openxmlformats.org/drawingml/2006/wordprocessingDrawing" xmlns:w10="urn:schemas-microsoft-com:office:word" xmlns:w="http://schemas.openxmlformats.org/wordprocessingml/2006/main" xmlns:w14="http://schemas.microsoft.com/office/word/2010/wordml" xmlns:w15="http://schemas.microsoft.com/office/word/2012/wordml" xmlns:w16cex="http://schemas.microsoft.com/office/word/2018/wordml/cex" xmlns:w16cid="http://schemas.microsoft.com/office/word/2016/wordml/cid" xmlns:w16="http://schemas.microsoft.com/office/word/2018/wordml" xmlns:w16du="http://schemas.microsoft.com/office/word/2023/wordml/word16du" xmlns:w16sdtdh="http://schemas.microsoft.com/office/word/2020/wordml/sdtdatahash" xmlns:w16sdtfl="http://schemas.microsoft.com/office/word/2024/wordml/sdtformatlock" xmlns:w16se="http://schemas.microsoft.com/office/word/2015/wordml/symex" xmlns:wpg="http://schemas.microsoft.com/office/word/2010/wordprocessingGroup" xmlns:wpi="http://schemas.microsoft.com/office/word/2010/wordprocessingInk" xmlns:wne="http://schemas.microsoft.com/office/word/2006/wordml" xmlns:wps="http://schemas.microsoft.com/office/word/2010/wordprocessingShape" mc:Ignorable="w14 w15 w16se w16cid w16 w16cex w16sdtdh w16sdtfl w16du wp14">
+  <w:endnote w:type="separator" w:id="-1">
+    <w:p>
+      <w:pPr>
+        <w:spacing w:after="0" w:line="240" w:lineRule="auto"/>
+      </w:pPr>
+      <w:r>
+        <w:separator/>
+      </w:r>
+    </w:p>
+  </w:endnote>
+  <w:endnote w:type="continuationSeparator" w:id="0">
+    <w:p>
+      <w:pPr>
+        <w:spacing w:after="0" w:line="240" w:lineRule="auto"/>
+      </w:pPr>
+      <w:r>
+        <w:continuationSeparator/>
+      </w:r>
+    </w:p>
+  </w:endnote>
+</w:endnotes>
+</file>
+
+<file path=word/footnotes.xml><?xml version="1.0" encoding="utf-8"?>
+<w:footnotes xmlns:wpc="http://schemas.microsoft.com/office/word/2010/wordprocessingCanvas" xmlns:cx="http://schemas.microsoft.com/office/drawing/2014/chartex" xmlns:cx1="http://schemas.microsoft.com/office/drawing/2015/9/8/chartex" xmlns:cx2="http://schemas.microsoft.com/office/drawing/2015/10/21/chartex" xmlns:cx3="http://schemas.microsoft.com/office/drawing/2016/5/9/chartex" xmlns:cx4="http://schemas.microsoft.com/office/drawing/2016/5/10/chartex" xmlns:cx5="http://schemas.microsoft.com/office/drawing/2016/5/11/chartex" xmlns:cx6="http://schemas.microsoft.com/office/drawing/2016/5/12/chartex" xmlns:cx7="http://schemas.microsoft.com/office/drawing/2016/5/13/chartex" xmlns:cx8="http://schemas.microsoft.com/office/drawing/2016/5/14/chartex" xmlns:mc="http://schemas.openxmlformats.org/markup-compatibility/2006" xmlns:aink="http://schemas.microsoft.com/office/drawing/2016/ink" xmlns:am3d="http://schemas.microsoft.com/office/drawing/2017/model3d" xmlns:o="urn:schemas-microsoft-com:office:office" xmlns:oel="http://schemas.microsoft.com/office/2019/extlst" xmlns:r="http://schemas.openxmlformats.org/officeDocument/2006/relationships" xmlns:m="http://schemas.openxmlformats.org/officeDocument/2006/math" xmlns:v="urn:schemas-microsoft-com:vml" xmlns:wp14="http://schemas.microsoft.com/office/word/2010/wordprocessingDrawing" xmlns:wp="http://schemas.openxmlformats.org/drawingml/2006/wordprocessingDrawing" xmlns:w10="urn:schemas-microsoft-com:office:word" xmlns:w="http://schemas.openxmlformats.org/wordprocessingml/2006/main" xmlns:w14="http://schemas.microsoft.com/office/word/2010/wordml" xmlns:w15="http://schemas.microsoft.com/office/word/2012/wordml" xmlns:w16cex="http://schemas.microsoft.com/office/word/2018/wordml/cex" xmlns:w16cid="http://schemas.microsoft.com/office/word/2016/wordml/cid" xmlns:w16="http://schemas.microsoft.com/office/word/2018/wordml" xmlns:w16du="http://schemas.microsoft.com/office/word/2023/wordml/word16du" xmlns:w16sdtdh="http://schemas.microsoft.com/office/word/2020/wordml/sdtdatahash" xmlns:w16sdtfl="http://schemas.microsoft.com/office/word/2024/wordml/sdtformatlock" xmlns:w16se="http://schemas.microsoft.com/office/word/2015/wordml/symex" xmlns:wpg="http://schemas.microsoft.com/office/word/2010/wordprocessingGroup" xmlns:wpi="http://schemas.microsoft.com/office/word/2010/wordprocessingInk" xmlns:wne="http://schemas.microsoft.com/office/word/2006/wordml" xmlns:wps="http://schemas.microsoft.com/office/word/2010/wordprocessingShape" mc:Ignorable="w14 w15 w16se w16cid w16 w16cex w16sdtdh w16sdtfl w16du wp14">
+  <w:footnote w:type="separator" w:id="-1">
+    <w:p>
+      <w:pPr>
+        <w:spacing w:after="0" w:line="240" w:lineRule="auto"/>
+      </w:pPr>
+      <w:r>
+        <w:separator/>
+      </w:r>
+    </w:p>
+  </w:footnote>
+  <w:footnote w:type="continuationSeparator" w:id="0">
+    <w:p>
+      <w:pPr>
+        <w:spacing w:after="0" w:line="240" w:lineRule="auto"/>
+      </w:pPr>
+      <w:r>
+        <w:continuationSeparator/>
+      </w:r>
+    </w:p>
+  </w:footnote>
+</w:footnotes>
+</file>
+
+<file path=word/header1.xml><?xml version="1.0" encoding="utf-8"?>
+<w:hdr xmlns:wpc="http://schemas.microsoft.com/office/word/2010/wordprocessingCanvas" xmlns:cx="http://schemas.microsoft.com/office/drawing/2014/chartex" xmlns:cx1="http://schemas.microsoft.com/office/drawing/2015/9/8/chartex" xmlns:cx2="http://schemas.microsoft.com/office/drawing/2015/10/21/chartex" xmlns:cx3="http://schemas.microsoft.com/office/drawing/2016/5/9/chartex" xmlns:cx4="http://schemas.microsoft.com/office/drawing/2016/5/10/chartex" xmlns:cx5="http://schemas.microsoft.com/office/drawing/2016/5/11/chartex" xmlns:cx6="http://schemas.microsoft.com/office/drawing/2016/5/12/chartex" xmlns:cx7="http://schemas.microsoft.com/office/drawing/2016/5/13/chartex" xmlns:cx8="http://schemas.microsoft.com/office/drawing/2016/5/14/chartex" xmlns:mc="http://schemas.openxmlformats.org/markup-compatibility/2006" xmlns:aink="http://schemas.microsoft.com/office/drawing/2016/ink" xmlns:am3d="http://schemas.microsoft.com/office/drawing/2017/model3d" xmlns:o="urn:schemas-microsoft-com:office:office" xmlns:oel="http://schemas.microsoft.com/office/2019/extlst" xmlns:r="http://schemas.openxmlformats.org/officeDocument/2006/relationships" xmlns:m="http://schemas.openxmlformats.org/officeDocument/2006/math" xmlns:v="urn:schemas-microsoft-com:vml" xmlns:wp14="http://schemas.microsoft.com/office/word/2010/wordprocessingDrawing" xmlns:wp="http://schemas.openxmlformats.org/drawingml/2006/wordprocessingDrawing" xmlns:w10="urn:schemas-microsoft-com:office:word" xmlns:w="http://schemas.openxmlformats.org/wordprocessingml/2006/main" xmlns:w14="http://schemas.microsoft.com/office/word/2010/wordml" xmlns:w15="http://schemas.microsoft.com/office/word/2012/wordml" xmlns:w16cex="http://schemas.microsoft.com/office/word/2018/wordml/cex" xmlns:w16cid="http://schemas.microsoft.com/office/word/2016/wordml/cid" xmlns:w16="http://schemas.microsoft.com/office/word/2018/wordml" xmlns:w16du="http://schemas.microsoft.com/office/word/2023/wordml/word16du" xmlns:w16sdtdh="http://schemas.microsoft.com/office/word/2020/wordml/sdtdatahash" xmlns:w16sdtfl="http://schemas.microsoft.com/office/word/2024/wordml/sdtformatlock" xmlns:w16se="http://schemas.microsoft.com/office/word/2015/wordml/symex" xmlns:wpg="http://schemas.microsoft.com/office/word/2010/wordprocessingGroup" xmlns:wpi="http://schemas.microsoft.com/office/word/2010/wordprocessingInk" xmlns:wne="http://schemas.microsoft.com/office/word/2006/wordml" xmlns:wps="http://schemas.microsoft.com/office/word/2010/wordprocessingShape" mc:Ignorable="w14 w15 w16se w16cid w16 w16cex w16sdtdh w16sdtfl w16du wp14">
+  <w:p>
+    <w:pPr>
+      <w:pStyle w:val="Encabezado"/>
+    </w:pPr>
+    <w:r>
+      <w:t>Equipo ALPHA</w:t>
+    </w:r>
+  </w:p>
+</w:hdr>
 </file>
 
 <file path=word/styles.xml><?xml version="1.0" encoding="utf-8"?>
@@ -645,6 +909,7 @@
   <w:style w:type="paragraph" w:default="1" w:styleId="Normal">
     <w:name w:val="Normal"/>
     <w:qFormat/>
+    <w:rsid w:val="00B90F0C"/>
   </w:style>
   <w:style w:type="paragraph" w:styleId="Ttulo1">
     <w:name w:val="heading 1"/>
@@ -1161,6 +1426,50 @@
       <w:color w:val="0F4761" w:themeColor="accent1" w:themeShade="BF"/>
       <w:spacing w:val="5"/>
     </w:rPr>
+  </w:style>
+  <w:style w:type="paragraph" w:styleId="Encabezado">
+    <w:name w:val="header"/>
+    <w:basedOn w:val="Normal"/>
+    <w:link w:val="EncabezadoCar"/>
+    <w:uiPriority w:val="99"/>
+    <w:unhideWhenUsed/>
+    <w:rsid w:val="00B90F0C"/>
+    <w:pPr>
+      <w:tabs>
+        <w:tab w:val="center" w:pos="4252"/>
+        <w:tab w:val="right" w:pos="8504"/>
+      </w:tabs>
+      <w:spacing w:after="0" w:line="240" w:lineRule="auto"/>
+    </w:pPr>
+  </w:style>
+  <w:style w:type="character" w:customStyle="1" w:styleId="EncabezadoCar">
+    <w:name w:val="Encabezado Car"/>
+    <w:basedOn w:val="Fuentedeprrafopredeter"/>
+    <w:link w:val="Encabezado"/>
+    <w:uiPriority w:val="99"/>
+    <w:rsid w:val="00B90F0C"/>
+  </w:style>
+  <w:style w:type="paragraph" w:styleId="Piedepgina">
+    <w:name w:val="footer"/>
+    <w:basedOn w:val="Normal"/>
+    <w:link w:val="PiedepginaCar"/>
+    <w:uiPriority w:val="99"/>
+    <w:unhideWhenUsed/>
+    <w:rsid w:val="00B90F0C"/>
+    <w:pPr>
+      <w:tabs>
+        <w:tab w:val="center" w:pos="4252"/>
+        <w:tab w:val="right" w:pos="8504"/>
+      </w:tabs>
+      <w:spacing w:after="0" w:line="240" w:lineRule="auto"/>
+    </w:pPr>
+  </w:style>
+  <w:style w:type="character" w:customStyle="1" w:styleId="PiedepginaCar">
+    <w:name w:val="Pie de página Car"/>
+    <w:basedOn w:val="Fuentedeprrafopredeter"/>
+    <w:link w:val="Piedepgina"/>
+    <w:uiPriority w:val="99"/>
+    <w:rsid w:val="00B90F0C"/>
   </w:style>
 </w:styles>
 </file>

--- a/Reuniones/Jira/AsistenciaJira.docx
+++ b/Reuniones/Jira/AsistenciaJira.docx
@@ -315,21 +315,7 @@
           <w:b/>
           <w:bCs/>
         </w:rPr>
-        <w:t>2</w:t>
-      </w:r>
-      <w:r>
-        <w:rPr>
-          <w:b/>
-          <w:bCs/>
-        </w:rPr>
-        <w:t>3</w:t>
-      </w:r>
-      <w:r>
-        <w:rPr>
-          <w:b/>
-          <w:bCs/>
-        </w:rPr>
-        <w:t>/02/2026</w:t>
+        <w:t>23/02/2026</w:t>
       </w:r>
     </w:p>
     <w:p>
@@ -349,21 +335,7 @@
           <w:b/>
           <w:bCs/>
         </w:rPr>
-        <w:t>2</w:t>
-      </w:r>
-      <w:r>
-        <w:rPr>
-          <w:b/>
-          <w:bCs/>
-        </w:rPr>
-        <w:t>4</w:t>
-      </w:r>
-      <w:r>
-        <w:rPr>
-          <w:b/>
-          <w:bCs/>
-        </w:rPr>
-        <w:t>/02/2026</w:t>
+        <w:t>24/02/2026</w:t>
       </w:r>
     </w:p>
     <w:p>
@@ -392,6 +364,9 @@
     </w:p>
     <w:p>
       <w:r>
+        <w:rPr>
+          <w:noProof/>
+        </w:rPr>
         <w:drawing>
           <wp:inline distT="0" distB="0" distL="0" distR="0" wp14:anchorId="06BC3D65" wp14:editId="76FF10C6">
             <wp:extent cx="5400040" cy="5455920"/>
@@ -429,8 +404,77 @@
         </w:drawing>
       </w:r>
     </w:p>
+    <w:p>
+      <w:r>
+        <w:br/>
+      </w:r>
+    </w:p>
+    <w:p>
+      <w:r>
+        <w:br w:type="page"/>
+      </w:r>
+    </w:p>
+    <w:p>
+      <w:pPr>
+        <w:rPr>
+          <w:b/>
+          <w:bCs/>
+        </w:rPr>
+      </w:pPr>
+      <w:r>
+        <w:rPr>
+          <w:b/>
+          <w:bCs/>
+        </w:rPr>
+        <w:lastRenderedPageBreak/>
+        <w:t>26/02/2026</w:t>
+      </w:r>
+    </w:p>
+    <w:p>
+      <w:r>
+        <w:rPr>
+          <w:noProof/>
+        </w:rPr>
+        <w:drawing>
+          <wp:inline distT="0" distB="0" distL="0" distR="0" wp14:anchorId="405DAD05" wp14:editId="41949241">
+            <wp:extent cx="5400040" cy="4981575"/>
+            <wp:effectExtent l="0" t="0" r="0" b="9525"/>
+            <wp:docPr id="583012361" name="Imagen 1" descr="Interfaz de usuario gráfica&#10;&#10;El contenido generado por IA puede ser incorrecto."/>
+            <wp:cNvGraphicFramePr>
+              <a:graphicFrameLocks xmlns:a="http://schemas.openxmlformats.org/drawingml/2006/main" noChangeAspect="1"/>
+            </wp:cNvGraphicFramePr>
+            <a:graphic xmlns:a="http://schemas.openxmlformats.org/drawingml/2006/main">
+              <a:graphicData uri="http://schemas.openxmlformats.org/drawingml/2006/picture">
+                <pic:pic xmlns:pic="http://schemas.openxmlformats.org/drawingml/2006/picture">
+                  <pic:nvPicPr>
+                    <pic:cNvPr id="583012361" name="Imagen 1" descr="Interfaz de usuario gráfica&#10;&#10;El contenido generado por IA puede ser incorrecto."/>
+                    <pic:cNvPicPr/>
+                  </pic:nvPicPr>
+                  <pic:blipFill>
+                    <a:blip r:embed="rId11"/>
+                    <a:stretch>
+                      <a:fillRect/>
+                    </a:stretch>
+                  </pic:blipFill>
+                  <pic:spPr>
+                    <a:xfrm>
+                      <a:off x="0" y="0"/>
+                      <a:ext cx="5400040" cy="4981575"/>
+                    </a:xfrm>
+                    <a:prstGeom prst="rect">
+                      <a:avLst/>
+                    </a:prstGeom>
+                  </pic:spPr>
+                </pic:pic>
+              </a:graphicData>
+            </a:graphic>
+          </wp:inline>
+        </w:drawing>
+      </w:r>
+    </w:p>
+    <w:p/>
     <w:sectPr>
-      <w:headerReference w:type="default" r:id="rId11"/>
+      <w:headerReference w:type="default" r:id="rId12"/>
       <w:pgSz w:w="11906" w:h="16838"/>
       <w:pgMar w:top="1417" w:right="1701" w:bottom="1417" w:left="1701" w:header="708" w:footer="708" w:gutter="0"/>
       <w:pgBorders w:offsetFrom="page">

--- a/Reuniones/Jira/AsistenciaJira.docx
+++ b/Reuniones/Jira/AsistenciaJira.docx
@@ -436,9 +436,9 @@
           <w:noProof/>
         </w:rPr>
         <w:drawing>
-          <wp:inline distT="0" distB="0" distL="0" distR="0" wp14:anchorId="405DAD05" wp14:editId="41949241">
-            <wp:extent cx="5400040" cy="4981575"/>
-            <wp:effectExtent l="0" t="0" r="0" b="9525"/>
+          <wp:inline distT="0" distB="0" distL="0" distR="0" wp14:anchorId="405DAD05" wp14:editId="69940527">
+            <wp:extent cx="4638122" cy="4278701"/>
+            <wp:effectExtent l="0" t="0" r="0" b="7620"/>
             <wp:docPr id="583012361" name="Imagen 1" descr="Interfaz de usuario gráfica&#10;&#10;El contenido generado por IA puede ser incorrecto."/>
             <wp:cNvGraphicFramePr>
               <a:graphicFrameLocks xmlns:a="http://schemas.openxmlformats.org/drawingml/2006/main" noChangeAspect="1"/>
@@ -459,7 +459,7 @@
                   <pic:spPr>
                     <a:xfrm>
                       <a:off x="0" y="0"/>
-                      <a:ext cx="5400040" cy="4981575"/>
+                      <a:ext cx="4656707" cy="4295846"/>
                     </a:xfrm>
                     <a:prstGeom prst="rect">
                       <a:avLst/>
@@ -472,9 +472,62 @@
         </w:drawing>
       </w:r>
     </w:p>
-    <w:p/>
+    <w:p>
+      <w:pPr>
+        <w:rPr>
+          <w:b/>
+          <w:bCs/>
+        </w:rPr>
+      </w:pPr>
+      <w:r>
+        <w:rPr>
+          <w:b/>
+          <w:bCs/>
+        </w:rPr>
+        <w:t>27/02/2026</w:t>
+      </w:r>
+    </w:p>
+    <w:p>
+      <w:r>
+        <w:drawing>
+          <wp:inline distT="0" distB="0" distL="0" distR="0" wp14:anchorId="4D0BE692" wp14:editId="6FBFB291">
+            <wp:extent cx="4693834" cy="3830022"/>
+            <wp:effectExtent l="0" t="0" r="0" b="0"/>
+            <wp:docPr id="1554448550" name="Imagen 1" descr="Pantalla de computadora&#10;&#10;El contenido generado por IA puede ser incorrecto."/>
+            <wp:cNvGraphicFramePr>
+              <a:graphicFrameLocks xmlns:a="http://schemas.openxmlformats.org/drawingml/2006/main" noChangeAspect="1"/>
+            </wp:cNvGraphicFramePr>
+            <a:graphic xmlns:a="http://schemas.openxmlformats.org/drawingml/2006/main">
+              <a:graphicData uri="http://schemas.openxmlformats.org/drawingml/2006/picture">
+                <pic:pic xmlns:pic="http://schemas.openxmlformats.org/drawingml/2006/picture">
+                  <pic:nvPicPr>
+                    <pic:cNvPr id="1554448550" name="Imagen 1" descr="Pantalla de computadora&#10;&#10;El contenido generado por IA puede ser incorrecto."/>
+                    <pic:cNvPicPr/>
+                  </pic:nvPicPr>
+                  <pic:blipFill>
+                    <a:blip r:embed="rId12"/>
+                    <a:stretch>
+                      <a:fillRect/>
+                    </a:stretch>
+                  </pic:blipFill>
+                  <pic:spPr>
+                    <a:xfrm>
+                      <a:off x="0" y="0"/>
+                      <a:ext cx="4709110" cy="3842487"/>
+                    </a:xfrm>
+                    <a:prstGeom prst="rect">
+                      <a:avLst/>
+                    </a:prstGeom>
+                  </pic:spPr>
+                </pic:pic>
+              </a:graphicData>
+            </a:graphic>
+          </wp:inline>
+        </w:drawing>
+      </w:r>
+    </w:p>
     <w:sectPr>
-      <w:headerReference w:type="default" r:id="rId12"/>
+      <w:headerReference w:type="default" r:id="rId13"/>
       <w:pgSz w:w="11906" w:h="16838"/>
       <w:pgMar w:top="1417" w:right="1701" w:bottom="1417" w:left="1701" w:header="708" w:footer="708" w:gutter="0"/>
       <w:pgBorders w:offsetFrom="page">

--- a/Reuniones/Jira/AsistenciaJira.docx
+++ b/Reuniones/Jira/AsistenciaJira.docx
@@ -489,6 +489,9 @@
     </w:p>
     <w:p>
       <w:r>
+        <w:rPr>
+          <w:noProof/>
+        </w:rPr>
         <w:drawing>
           <wp:inline distT="0" distB="0" distL="0" distR="0" wp14:anchorId="4D0BE692" wp14:editId="6FBFB291">
             <wp:extent cx="4693834" cy="3830022"/>
@@ -526,8 +529,87 @@
         </w:drawing>
       </w:r>
     </w:p>
+    <w:p>
+      <w:pPr>
+        <w:rPr>
+          <w:b/>
+          <w:bCs/>
+        </w:rPr>
+      </w:pPr>
+      <w:r>
+        <w:rPr>
+          <w:b/>
+          <w:bCs/>
+        </w:rPr>
+        <w:lastRenderedPageBreak/>
+        <w:t>2</w:t>
+      </w:r>
+      <w:r>
+        <w:rPr>
+          <w:b/>
+          <w:bCs/>
+        </w:rPr>
+        <w:t>8</w:t>
+      </w:r>
+      <w:r>
+        <w:rPr>
+          <w:b/>
+          <w:bCs/>
+        </w:rPr>
+        <w:t>/02/2026</w:t>
+      </w:r>
+    </w:p>
+    <w:p>
+      <w:pPr>
+        <w:rPr>
+          <w:b/>
+          <w:bCs/>
+        </w:rPr>
+      </w:pPr>
+      <w:r>
+        <w:rPr>
+          <w:noProof/>
+        </w:rPr>
+        <w:drawing>
+          <wp:inline distT="0" distB="0" distL="0" distR="0" wp14:anchorId="593470C5" wp14:editId="491171E2">
+            <wp:extent cx="5400040" cy="4973320"/>
+            <wp:effectExtent l="0" t="0" r="0" b="0"/>
+            <wp:docPr id="1193003894" name="Imagen 1" descr="Pantalla de computadora con fondo negro&#10;&#10;El contenido generado por IA puede ser incorrecto."/>
+            <wp:cNvGraphicFramePr>
+              <a:graphicFrameLocks xmlns:a="http://schemas.openxmlformats.org/drawingml/2006/main" noChangeAspect="1"/>
+            </wp:cNvGraphicFramePr>
+            <a:graphic xmlns:a="http://schemas.openxmlformats.org/drawingml/2006/main">
+              <a:graphicData uri="http://schemas.openxmlformats.org/drawingml/2006/picture">
+                <pic:pic xmlns:pic="http://schemas.openxmlformats.org/drawingml/2006/picture">
+                  <pic:nvPicPr>
+                    <pic:cNvPr id="1193003894" name="Imagen 1" descr="Pantalla de computadora con fondo negro&#10;&#10;El contenido generado por IA puede ser incorrecto."/>
+                    <pic:cNvPicPr/>
+                  </pic:nvPicPr>
+                  <pic:blipFill>
+                    <a:blip r:embed="rId13"/>
+                    <a:stretch>
+                      <a:fillRect/>
+                    </a:stretch>
+                  </pic:blipFill>
+                  <pic:spPr>
+                    <a:xfrm>
+                      <a:off x="0" y="0"/>
+                      <a:ext cx="5400040" cy="4973320"/>
+                    </a:xfrm>
+                    <a:prstGeom prst="rect">
+                      <a:avLst/>
+                    </a:prstGeom>
+                  </pic:spPr>
+                </pic:pic>
+              </a:graphicData>
+            </a:graphic>
+          </wp:inline>
+        </w:drawing>
+      </w:r>
+    </w:p>
+    <w:p/>
     <w:sectPr>
-      <w:headerReference w:type="default" r:id="rId13"/>
+      <w:headerReference w:type="default" r:id="rId14"/>
       <w:pgSz w:w="11906" w:h="16838"/>
       <w:pgMar w:top="1417" w:right="1701" w:bottom="1417" w:left="1701" w:header="708" w:footer="708" w:gutter="0"/>
       <w:pgBorders w:offsetFrom="page">
@@ -1006,7 +1088,7 @@
   <w:style w:type="paragraph" w:default="1" w:styleId="Normal">
     <w:name w:val="Normal"/>
     <w:qFormat/>
-    <w:rsid w:val="00B90F0C"/>
+    <w:rsid w:val="005F42B1"/>
   </w:style>
   <w:style w:type="paragraph" w:styleId="Ttulo1">
     <w:name w:val="heading 1"/>
